--- a/PP-salygos/templates/PRIEDAI_LTEN_SUBTIEKEJAI.docx
+++ b/PP-salygos/templates/PRIEDAI_LTEN_SUBTIEKEJAI.docx
@@ -5052,6 +5052,7 @@
           <w:lang w:val="lt-LT"/>
         </w:rPr>
         <w:sectPr>
+          <w:headerReference w:type="default" r:id="rId11"/>
           <w:pgSz w:w="16838" w:h="11906" w:orient="landscape"/>
           <w:pgMar w:top="426" w:right="822" w:bottom="567" w:left="1134" w:header="567" w:footer="567" w:gutter="0"/>
           <w:cols w:space="1296"/>
@@ -5600,7 +5601,7 @@
           <w:szCs w:val="20"/>
           <w:lang w:val="lt-LT"/>
         </w:rPr>
-        <w:t>/ĮMONĖS PAVADINIMAS/</w:t>
+        <w:t>ĮMONĖS PAVADINIMAS</w:t>
       </w:r>
       <w:r>
         <w:rPr>
@@ -6643,7 +6644,7 @@
           <w:szCs w:val="20"/>
           <w:lang w:val="gsw-FR"/>
         </w:rPr>
-        <w:t>/ĮMONĖS PAVADINIMAS/</w:t>
+        <w:t>ĮMONĖS PAVADINIMAS</w:t>
       </w:r>
       <w:r>
         <w:rPr>
@@ -7725,7 +7726,7 @@
           <w:szCs w:val="20"/>
           <w:lang w:val="lt-LT"/>
         </w:rPr>
-        <w:t>/ĮMONĖS PAVADINIMAS/</w:t>
+        <w:t>ĮMONĖS PAVADINIMAS</w:t>
       </w:r>
       <w:r>
         <w:rPr>
@@ -8541,7 +8542,7 @@
           <w:rFonts w:ascii="Trebuchet MS" w:hAnsi="Trebuchet MS"/>
           <w:lang w:val="en"/>
         </w:rPr>
-        <w:t>/ĮMONĖS PAVADINIMAS/</w:t>
+        <w:t>ĮMONĖS PAVADINIMAS</w:t>
       </w:r>
       <w:r>
         <w:rPr>
@@ -9443,6 +9444,73 @@
     </w:p>
   </w:footnote>
 </w:footnotes>
+</file>
+
+<file path=word/header1.xml><?xml version="1.0" encoding="utf-8"?>
+<w:hdr xmlns:wpc="http://schemas.microsoft.com/office/word/2010/wordprocessingCanvas" xmlns:cx="http://schemas.microsoft.com/office/drawing/2014/chartex" xmlns:cx1="http://schemas.microsoft.com/office/drawing/2015/9/8/chartex" xmlns:cx2="http://schemas.microsoft.com/office/drawing/2015/10/21/chartex" xmlns:cx3="http://schemas.microsoft.com/office/drawing/2016/5/9/chartex" xmlns:cx4="http://schemas.microsoft.com/office/drawing/2016/5/10/chartex" xmlns:cx5="http://schemas.microsoft.com/office/drawing/2016/5/11/chartex" xmlns:cx6="http://schemas.microsoft.com/office/drawing/2016/5/12/chartex" xmlns:cx7="http://schemas.microsoft.com/office/drawing/2016/5/13/chartex" xmlns:cx8="http://schemas.microsoft.com/office/drawing/2016/5/14/chartex" xmlns:mc="http://schemas.openxmlformats.org/markup-compatibility/2006" xmlns:aink="http://schemas.microsoft.com/office/drawing/2016/ink" xmlns:am3d="http://schemas.microsoft.com/office/drawing/2017/model3d" xmlns:o="urn:schemas-microsoft-com:office:office" xmlns:oel="http://schemas.microsoft.com/office/2019/extlst" xmlns:r="http://schemas.openxmlformats.org/officeDocument/2006/relationships" xmlns:m="http://schemas.openxmlformats.org/officeDocument/2006/math" xmlns:v="urn:schemas-microsoft-com:vml" xmlns:wp14="http://schemas.microsoft.com/office/word/2010/wordprocessingDrawing" xmlns:wp="http://schemas.openxmlformats.org/drawingml/2006/wordprocessingDrawing" xmlns:w10="urn:schemas-microsoft-com:office:word" xmlns:w="http://schemas.openxmlformats.org/wordprocessingml/2006/main" xmlns:w14="http://schemas.microsoft.com/office/word/2010/wordml" xmlns:w15="http://schemas.microsoft.com/office/word/2012/wordml" xmlns:w16cex="http://schemas.microsoft.com/office/word/2018/wordml/cex" xmlns:w16cid="http://schemas.microsoft.com/office/word/2016/wordml/cid" xmlns:w16="http://schemas.microsoft.com/office/word/2018/wordml" xmlns:w16du="http://schemas.microsoft.com/office/word/2023/wordml/word16du" xmlns:w16sdtdh="http://schemas.microsoft.com/office/word/2020/wordml/sdtdatahash" xmlns:w16sdtfl="http://schemas.microsoft.com/office/word/2024/wordml/sdtformatlock" xmlns:w16se="http://schemas.microsoft.com/office/word/2015/wordml/symex" xmlns:wpg="http://schemas.microsoft.com/office/word/2010/wordprocessingGroup" xmlns:wpi="http://schemas.microsoft.com/office/word/2010/wordprocessingInk" xmlns:wne="http://schemas.microsoft.com/office/word/2006/wordml" xmlns:wps="http://schemas.microsoft.com/office/word/2010/wordprocessingShape" mc:Ignorable="w14 w15 w16se w16cid w16 w16cex w16sdtdh w16sdtfl w16du wp14">
+  <w:p>
+    <w:pPr>
+      <w:ind w:left="9781" w:hanging="2835"/>
+      <w:jc w:val="right"/>
+      <w:rPr>
+        <w:rFonts w:ascii="Trebuchet MS" w:hAnsi="Trebuchet MS" w:cs="Arial"/>
+        <w:bCs/>
+        <w:iCs/>
+        <w:sz w:val="20"/>
+        <w:szCs w:val="20"/>
+        <w:lang w:val="lt-LT"/>
+      </w:rPr>
+    </w:pPr>
+    <w:r>
+      <w:rPr>
+        <w:rFonts w:ascii="Trebuchet MS" w:hAnsi="Trebuchet MS" w:cs="Arial"/>
+        <w:bCs/>
+        <w:iCs/>
+        <w:sz w:val="20"/>
+        <w:szCs w:val="20"/>
+        <w:lang w:val="lt-LT"/>
+      </w:rPr>
+      <w:t>SPS 6 priedas</w:t>
+    </w:r>
+    <w:r>
+      <w:rPr>
+        <w:rFonts w:ascii="Trebuchet MS" w:hAnsi="Trebuchet MS" w:cs="Arial"/>
+        <w:bCs/>
+        <w:iCs/>
+        <w:sz w:val="20"/>
+        <w:szCs w:val="20"/>
+        <w:lang w:val="lt-LT"/>
+      </w:rPr>
+      <w:t xml:space="preserve"> / </w:t>
+    </w:r>
+    <w:r>
+      <w:rPr>
+        <w:rFonts w:ascii="Trebuchet MS" w:hAnsi="Trebuchet MS" w:cs="Arial"/>
+        <w:bCs/>
+        <w:iCs/>
+        <w:sz w:val="20"/>
+        <w:szCs w:val="20"/>
+      </w:rPr>
+      <w:t>Annex</w:t>
+    </w:r>
+    <w:r>
+      <w:rPr>
+        <w:rFonts w:ascii="Trebuchet MS" w:hAnsi="Trebuchet MS" w:cs="Arial"/>
+        <w:bCs/>
+        <w:iCs/>
+        <w:sz w:val="20"/>
+        <w:szCs w:val="20"/>
+        <w:lang w:val="lt-LT"/>
+      </w:rPr>
+      <w:t xml:space="preserve"> 6 to the SPC</w:t>
+    </w:r>
+  </w:p>
+  <w:p>
+    <w:pPr>
+      <w:pStyle w:val="Header"/>
+    </w:pPr>
+  </w:p>
+</w:hdr>
 </file>
 
 <file path=word/numbering.xml><?xml version="1.0" encoding="utf-8"?>
@@ -11125,6 +11193,18 @@
 </a:theme>
 </file>
 
+<file path=customXml/item1.xml><?xml version="1.0" encoding="utf-8"?>
+<b:Sources xmlns:b="http://schemas.openxmlformats.org/officeDocument/2006/bibliography" xmlns="http://schemas.openxmlformats.org/officeDocument/2006/bibliography" SelectedStyle="\APA.XSL" StyleName="APA"/>
+</file>
+
+<file path=customXml/itemProps1.xml><?xml version="1.0" encoding="utf-8"?>
+<ds:datastoreItem xmlns:ds="http://schemas.openxmlformats.org/officeDocument/2006/customXml" ds:itemID="{614A014F-3C13-44E7-AF48-919532CA05FD}">
+  <ds:schemaRefs>
+    <ds:schemaRef ds:uri="http://schemas.openxmlformats.org/officeDocument/2006/bibliography"/>
+  </ds:schemaRefs>
+</ds:datastoreItem>
+</file>
+
 <file path=docMetadata/LabelInfo.xml><?xml version="1.0" encoding="utf-8"?>
 <clbl:labelList xmlns:clbl="http://schemas.microsoft.com/office/2020/mipLabelMetadata">
   <clbl:label id="{434405ce-9876-44cb-8bd1-5c6c207e0b8f}" enabled="1" method="Privileged" siteId="{86bcf768-7bcf-4cd6-b041-b219988b7a9c}" removed="0"/>

--- a/PP-salygos/templates/PRIEDAI_LTEN_SUBTIEKEJAI.docx
+++ b/PP-salygos/templates/PRIEDAI_LTEN_SUBTIEKEJAI.docx
@@ -9103,7 +9103,7 @@
           <w:sz w:val="16"/>
           <w:szCs w:val="16"/>
         </w:rPr>
-        <w:t>rely on,</w:t>
+        <w:t>rely,</w:t>
       </w:r>
       <w:r>
         <w:rPr>

--- a/PP-salygos/templates/PRIEDAI_LTEN_SUBTIEKEJAI.docx
+++ b/PP-salygos/templates/PRIEDAI_LTEN_SUBTIEKEJAI.docx
@@ -4613,7 +4613,7 @@
           <w:szCs w:val="18"/>
           <w:lang w:val="lt-LT"/>
         </w:rPr>
-        <w:t xml:space="preserve">riedelį ir </w:t>
+        <w:t xml:space="preserve">riedėlį ir </w:t>
       </w:r>
       <w:r>
         <w:rPr>
@@ -4633,7 +4633,7 @@
           <w:szCs w:val="18"/>
           <w:lang w:val="lt-LT"/>
         </w:rPr>
-        <w:t>riedelį.</w:t>
+        <w:t>riedėlį.</w:t>
       </w:r>
       <w:r>
         <w:rPr>
